--- a/backend/data/seed/resumes/bf3715bf-a001-580e-95bb-8ec1a8156ebc.docx
+++ b/backend/data/seed/resumes/bf3715bf-a001-580e-95bb-8ec1a8156ebc.docx
@@ -9,7 +9,7 @@
     </w:p>
     <w:p>
       <w:r>
-        <w:t>Experienced HR Specialist in People based in New York, USA.</w:t>
+        <w:t>Experienced HR Manager in People based in New York, USA.</w:t>
       </w:r>
     </w:p>
     <w:p/>
@@ -42,7 +42,7 @@
     </w:p>
     <w:p>
       <w:r>
-        <w:t>- HR Specialist at Acme Corp</w:t>
+        <w:t>- HR Manager at Acme Corp</w:t>
       </w:r>
     </w:p>
     <w:p>
@@ -91,7 +91,7 @@
     </w:p>
     <w:p>
       <w:r>
-        <w:t>BA Business</w:t>
+        <w:t>MSc Data Science</w:t>
       </w:r>
     </w:p>
     <w:p/>
